--- a/3_ОТЧЁТЫ/2026-09-15/Аналитическая_записка_2026-09-15_данные_по_11.09.docx
+++ b/3_ОТЧЁТЫ/2026-09-15/Аналитическая_записка_2026-09-15_данные_по_11.09.docx
@@ -12339,7 +12339,7 @@
                 <w:rFonts w:ascii="Arial" w:hAnsi="Arial"/>
                 <w:sz w:val="16"/>
               </w:rPr>
-              <w:t>73,3 %</w:t>
+              <w:t>— %</w:t>
             </w:r>
           </w:p>
         </w:tc>
